--- a/output/北塩原村_村への照会_5通.docx
+++ b/output/北塩原村_村への照会_5通.docx
@@ -54,7 +54,7 @@
           <w:b w:val="0"/>
           <w:sz w:val="21"/>
         </w:rPr>
-        <w:t>計画の素案を作る中で、村にご確認いただきたい事項が57件になりました。一度にお送りするとご負担が大きく、お急ぎでないものに引きずられて急ぐものの回答が遅れます。このため、回答がいつ必要かによって５通に分けました。第１便から順にお願いできますと幸いです。</w:t>
+        <w:t>計画の素案を作る中で、村にご確認いただきたい事項が58件になりました。一度にお送りするとご負担が大きく、お急ぎでないものに引きずられて急ぐものの回答が遅れます。このため、回答がいつ必要かによって５通に分けました。第１便から順にお願いできますと幸いです。</w:t>
       </w:r>
     </w:p>
     <w:p>
@@ -411,7 +411,7 @@
                 <w:b w:val="0"/>
                 <w:sz w:val="19"/>
               </w:rPr>
-              <w:t>8件</w:t>
+              <w:t>9件</w:t>
             </w:r>
           </w:p>
         </w:tc>
@@ -1473,7 +1473,7 @@
           <w:b/>
           <w:sz w:val="26"/>
         </w:rPr>
-        <w:t>第2便　サービスの見込量を確定するために要るもの（8件）</w:t>
+        <w:t>第2便　サービスの見込量を確定するために要るもの（9件）</w:t>
       </w:r>
     </w:p>
     <w:p>
@@ -2166,6 +2166,80 @@
                 <w:sz w:val="19"/>
               </w:rPr>
               <w:t>施設入所支援を令和11年度末も4人としている。国の率をそのまま当てると1人未満となり整数で0人になることは理解できるが、「重度であるため移行は困難」だけでは根拠にならない。4人それぞれについて、①本人の意向②家族の意向③共同生活援助の利用の可能性④医療・介護の必要度⑤地域生活支援拠点による支援の可能性⑥住まいの確保⑦供給の制約、を確認し、個別に確かめた結果として4人を継続とする形にしたい。匿名の整理で差し支えない</w:t>
+            </w:r>
+          </w:p>
+        </w:tc>
+        <w:tc>
+          <w:tcPr>
+            <w:tcW w:w="3100" w:type="dxa"/>
+          </w:tcPr>
+          <w:p>
+            <w:pPr>
+              <w:spacing w:after="0"/>
+            </w:pPr>
+            <w:r>
+              <w:rPr>
+                <w:rFonts w:ascii="BIZ UDPゴシック" w:hAnsi="BIZ UDPゴシック" w:eastAsia="BIZ UDPゴシック" w:cs="BIZ UDPゴシック"/>
+                <w:b w:val="0"/>
+                <w:sz w:val="19"/>
+              </w:rPr>
+              <w:t>―</w:t>
+            </w:r>
+          </w:p>
+        </w:tc>
+      </w:tr>
+      <w:tr>
+        <w:tc>
+          <w:tcPr>
+            <w:tcW w:w="900" w:type="dxa"/>
+          </w:tcPr>
+          <w:p>
+            <w:pPr>
+              <w:spacing w:after="0"/>
+            </w:pPr>
+            <w:r>
+              <w:rPr>
+                <w:rFonts w:ascii="BIZ UDPゴシック" w:hAnsi="BIZ UDPゴシック" w:eastAsia="BIZ UDPゴシック" w:cs="BIZ UDPゴシック"/>
+                <w:b w:val="0"/>
+                <w:sz w:val="19"/>
+              </w:rPr>
+              <w:t>Ｍ-97</w:t>
+            </w:r>
+          </w:p>
+        </w:tc>
+        <w:tc>
+          <w:tcPr>
+            <w:tcW w:w="3200" w:type="dxa"/>
+          </w:tcPr>
+          <w:p>
+            <w:pPr>
+              <w:spacing w:after="0"/>
+            </w:pPr>
+            <w:r>
+              <w:rPr>
+                <w:rFonts w:ascii="BIZ UDPゴシック" w:hAnsi="BIZ UDPゴシック" w:eastAsia="BIZ UDPゴシック" w:cs="BIZ UDPゴシック"/>
+                <w:b w:val="0"/>
+                <w:sz w:val="19"/>
+              </w:rPr>
+              <w:t>成年後見制度利用支援事業の実施要綱と令和９〜11年度に年５人を見込む根拠</w:t>
+            </w:r>
+          </w:p>
+        </w:tc>
+        <w:tc>
+          <w:tcPr>
+            <w:tcW w:w="8200" w:type="dxa"/>
+          </w:tcPr>
+          <w:p>
+            <w:pPr>
+              <w:spacing w:after="0"/>
+            </w:pPr>
+            <w:r>
+              <w:rPr>
+                <w:rFonts w:ascii="BIZ UDPゴシック" w:hAnsi="BIZ UDPゴシック" w:eastAsia="BIZ UDPゴシック" w:cs="BIZ UDPゴシック"/>
+                <w:b w:val="0"/>
+                <w:sz w:val="19"/>
+              </w:rPr>
+              <w:t>本計画の第５章３（２）では、成年後見制度利用支援事業（障害者総合支援法第77条第１項第４号）の見込量を令和９年度から令和11年度まで各年度５人としています。これは令和６〜８年度の見込量を据え置いたものですが、実績は令和３〜５年度の各年度１人です。また、同時に策定している第10期高齢者福祉計画・介護保険事業計画の素案では、村全体の成年後見制度の利用者を令和８年７月時点で４人（後見１人・保佐２人・補助１人・任意後見０人）、令和７年度の市町村長申立てを０件としています。村全体で４人の利用に対し、障がい福祉の事業だけで年５人の助成を見込む形になっており、見込量の置き方を見直す必要があります。次の３点をご教示ください。①成年後見制度利用支援事業の実施要綱において、助成の対象を市町村長申立てによる場合に限定しているか。また助成の種類（申立費用・後見人等の報酬）。②令和６〜８年度に年５人と見込んだ根拠（現行計画は「現状の相談対応の状況から利用者の増加を見込んでいる」と説明しています）。③村全体の成年後見制度の利用者４人のうち、障がいのある方（障害者手帳の所持者又は障がい福祉サービスの利用者）は何人か。なお、この名の事業は介護保険法第115条の45第２項第２号にもございますが、本計画が見込むのは障害者総合支援法による事業です。</w:t>
             </w:r>
           </w:p>
         </w:tc>
